--- a/templates/01_geral/04_procuracao_simples.docx
+++ b/templates/01_geral/04_procuracao_simples.docx
@@ -16,21 +16,7 @@
           <w:sz w:val="32"/>
           <w:szCs w:val="32"/>
         </w:rPr>
-        <w:t xml:space="preserve">PROCURAÇÃO SIMPLES</w:t>
-      </w:r>
-    </w:p>
-    <w:p>
-      <w:pPr>
-        <w:spacing w:after="100" w:before="100"/>
-      </w:pPr>
-      <w:r>
-        <w:rPr>
-          <w:rFonts w:ascii="Arial" w:cs="Arial" w:eastAsia="Arial" w:hAnsi="Arial"/>
-          <w:color w:val="111827"/>
-          <w:sz w:val="20"/>
-          <w:szCs w:val="20"/>
-        </w:rPr>
-        <w:t xml:space="preserve">Eu, [OUTORGANTE], nomeio como meu procurador [OUTORGADO] para representar-me em [OBJETIVO].</w:t>
+        <w:t xml:space="preserve">PROCURAÇÃO SIMLES</w:t>
       </w:r>
     </w:p>
     <w:p>
@@ -47,7 +33,7 @@
           <w:sz w:val="20"/>
           <w:szCs w:val="20"/>
         </w:rPr>
-        <w:t xml:space="preserve">Data: </w:t>
+        <w:t xml:space="preserve">OUTORGANTE: </w:t>
       </w:r>
       <w:r>
         <w:rPr>
@@ -58,45 +44,293 @@
           <w:sz w:val="20"/>
           <w:szCs w:val="20"/>
         </w:rPr>
-        <w:t xml:space="preserve">[CIDADE], [DIA] de [MÊS] de [ANO]</w:t>
-      </w:r>
-    </w:p>
-    <w:p>
-      <w:pPr>
-        <w:spacing w:before="600"/>
-      </w:pPr>
-      <w:r>
-        <w:rPr>
-          <w:sz w:val="20"/>
-          <w:szCs w:val="20"/>
-        </w:rPr>
-        <w:t xml:space="preserve"/>
-      </w:r>
-    </w:p>
-    <w:p>
-      <w:pPr>
-        <w:jc w:val="center"/>
-      </w:pPr>
-      <w:r>
-        <w:rPr>
-          <w:sz w:val="20"/>
-          <w:szCs w:val="20"/>
-        </w:rPr>
-        <w:t xml:space="preserve">________________________________________</w:t>
-      </w:r>
-    </w:p>
-    <w:p>
-      <w:pPr>
-        <w:jc w:val="center"/>
-      </w:pPr>
-      <w:r>
-        <w:rPr>
+        <w:t xml:space="preserve">[NOME COMPLETO DO OUTORGANTE], [ESTADO CIVIL], [PROFISSÃO], portador(a) do RG nº [NÚMERO] e inscrito(a) no CPF/CNPJ sob o nº [NÚMERO], residente e domiciliado(a) em [ENDEREÇO COMPLETO].</w:t>
+      </w:r>
+    </w:p>
+    <w:p>
+      <w:pPr>
+        <w:spacing w:after="100" w:before="100"/>
+        <w:ind w:left="400"/>
+      </w:pPr>
+      <w:r>
+        <w:rPr>
+          <w:rFonts w:ascii="Arial" w:cs="Arial" w:eastAsia="Arial" w:hAnsi="Arial"/>
+          <w:b/>
+          <w:bCs/>
+          <w:color w:val="2D6A4F"/>
+          <w:sz w:val="20"/>
+          <w:szCs w:val="20"/>
+        </w:rPr>
+        <w:t xml:space="preserve">OUTORGADO: </w:t>
+      </w:r>
+      <w:r>
+        <w:rPr>
+          <w:rFonts w:ascii="Arial" w:cs="Arial" w:eastAsia="Arial" w:hAnsi="Arial"/>
           <w:i/>
           <w:iCs/>
-          <w:sz w:val="20"/>
-          <w:szCs w:val="20"/>
-        </w:rPr>
-        <w:t xml:space="preserve">Responsável</w:t>
+          <w:color w:val="6B7280"/>
+          <w:sz w:val="20"/>
+          <w:szCs w:val="20"/>
+        </w:rPr>
+        <w:t xml:space="preserve">[NOME COMPLETO DO OUTORGADO], [ESTADO CIVIL], [PROFISSÃO], portador(a) do RG nº [NÚMERO] e inscrito(a) no CPF/CNPJ sob o nº [NÚMERO], residente e domiciliado(a) em [ENDEREÇO COMPLETO].</w:t>
+      </w:r>
+    </w:p>
+    <w:p>
+      <w:pPr>
+        <w:spacing w:after="100" w:before="100"/>
+        <w:ind w:left="400"/>
+      </w:pPr>
+      <w:r>
+        <w:rPr>
+          <w:rFonts w:ascii="Arial" w:cs="Arial" w:eastAsia="Arial" w:hAnsi="Arial"/>
+          <w:b/>
+          <w:bCs/>
+          <w:color w:val="2D6A4F"/>
+          <w:sz w:val="20"/>
+          <w:szCs w:val="20"/>
+        </w:rPr>
+        <w:t xml:space="preserve">OBJETIVO DA PROCURAÇÃO: </w:t>
+      </w:r>
+      <w:r>
+        <w:rPr>
+          <w:rFonts w:ascii="Arial" w:cs="Arial" w:eastAsia="Arial" w:hAnsi="Arial"/>
+          <w:i/>
+          <w:iCs/>
+          <w:color w:val="6B7280"/>
+          <w:sz w:val="20"/>
+          <w:szCs w:val="20"/>
+        </w:rPr>
+        <w:t xml:space="preserve"/>
+      </w:r>
+    </w:p>
+    <w:p>
+      <w:pPr>
+        <w:spacing w:after="100" w:before="100"/>
+      </w:pPr>
+      <w:r>
+        <w:rPr>
+          <w:rFonts w:ascii="Arial" w:cs="Arial" w:eastAsia="Arial" w:hAnsi="Arial"/>
+          <w:color w:val="111827"/>
+          <w:sz w:val="20"/>
+          <w:szCs w:val="20"/>
+        </w:rPr>
+        <w:t xml:space="preserve">A presente outorga poderes para [DESCREVER O OBJETIVO - EX: REPRESENTAR EM REUNIÃO, ASSINAR DOCUMENTOS, AGIR EM ÓRGÃO PÚBLICO].</w:t>
+      </w:r>
+    </w:p>
+    <w:p>
+      <w:pPr>
+        <w:spacing w:after="100" w:before="100"/>
+        <w:ind w:left="400"/>
+      </w:pPr>
+      <w:r>
+        <w:rPr>
+          <w:rFonts w:ascii="Arial" w:cs="Arial" w:eastAsia="Arial" w:hAnsi="Arial"/>
+          <w:b/>
+          <w:bCs/>
+          <w:color w:val="2D6A4F"/>
+          <w:sz w:val="20"/>
+          <w:szCs w:val="20"/>
+        </w:rPr>
+        <w:t xml:space="preserve">PODERES ESPECÍFICOS: </w:t>
+      </w:r>
+      <w:r>
+        <w:rPr>
+          <w:rFonts w:ascii="Arial" w:cs="Arial" w:eastAsia="Arial" w:hAnsi="Arial"/>
+          <w:i/>
+          <w:iCs/>
+          <w:color w:val="6B7280"/>
+          <w:sz w:val="20"/>
+          <w:szCs w:val="20"/>
+        </w:rPr>
+        <w:t xml:space="preserve"/>
+      </w:r>
+    </w:p>
+    <w:p>
+      <w:pPr>
+        <w:spacing w:after="100" w:before="100"/>
+      </w:pPr>
+      <w:r>
+        <w:rPr>
+          <w:rFonts w:ascii="Arial" w:cs="Arial" w:eastAsia="Arial" w:hAnsi="Arial"/>
+          <w:color w:val="111827"/>
+          <w:sz w:val="20"/>
+          <w:szCs w:val="20"/>
+        </w:rPr>
+        <w:t xml:space="preserve">O OUTORGANTE confere ao OUTORGADO amplos poderes para tratar de todos os assuntos relacionados ao objetivo acima, podendo assinar, requerer, juntar documentos e praticar todos os atos necessários ao fiel cumprimento deste mandato.</w:t>
+      </w:r>
+    </w:p>
+    <w:p>
+      <w:pPr>
+        <w:spacing w:after="100" w:before="100"/>
+        <w:ind w:left="400"/>
+      </w:pPr>
+      <w:r>
+        <w:rPr>
+          <w:rFonts w:ascii="Arial" w:cs="Arial" w:eastAsia="Arial" w:hAnsi="Arial"/>
+          <w:b/>
+          <w:bCs/>
+          <w:color w:val="2D6A4F"/>
+          <w:sz w:val="20"/>
+          <w:szCs w:val="20"/>
+        </w:rPr>
+        <w:t xml:space="preserve">VALIDADE: </w:t>
+      </w:r>
+      <w:r>
+        <w:rPr>
+          <w:rFonts w:ascii="Arial" w:cs="Arial" w:eastAsia="Arial" w:hAnsi="Arial"/>
+          <w:i/>
+          <w:iCs/>
+          <w:color w:val="6B7280"/>
+          <w:sz w:val="20"/>
+          <w:szCs w:val="20"/>
+        </w:rPr>
+        <w:t xml:space="preserve"/>
+      </w:r>
+    </w:p>
+    <w:p>
+      <w:pPr>
+        <w:spacing w:after="50" w:before="50"/>
+        <w:ind w:left="400" w:hanging="200"/>
+      </w:pPr>
+      <w:r>
+        <w:rPr>
+          <w:rFonts w:ascii="Arial" w:cs="Arial" w:eastAsia="Arial" w:hAnsi="Arial"/>
+          <w:b/>
+          <w:bCs/>
+          <w:color w:val="40916C"/>
+          <w:sz w:val="20"/>
+          <w:szCs w:val="20"/>
+        </w:rPr>
+        <w:t xml:space="preserve">● </w:t>
+      </w:r>
+      <w:r>
+        <w:rPr>
+          <w:rFonts w:ascii="Arial" w:cs="Arial" w:eastAsia="Arial" w:hAnsi="Arial"/>
+          <w:color w:val="111827"/>
+          <w:sz w:val="20"/>
+          <w:szCs w:val="20"/>
+        </w:rPr>
+        <w:t xml:space="preserve">[X] Válido até [DATA].</w:t>
+      </w:r>
+    </w:p>
+    <w:p>
+      <w:pPr>
+        <w:spacing w:after="50" w:before="50"/>
+        <w:ind w:left="400" w:hanging="200"/>
+      </w:pPr>
+      <w:r>
+        <w:rPr>
+          <w:rFonts w:ascii="Arial" w:cs="Arial" w:eastAsia="Arial" w:hAnsi="Arial"/>
+          <w:b/>
+          <w:bCs/>
+          <w:color w:val="40916C"/>
+          <w:sz w:val="20"/>
+          <w:szCs w:val="20"/>
+        </w:rPr>
+        <w:t xml:space="preserve">● </w:t>
+      </w:r>
+      <w:r>
+        <w:rPr>
+          <w:rFonts w:ascii="Arial" w:cs="Arial" w:eastAsia="Arial" w:hAnsi="Arial"/>
+          <w:color w:val="111827"/>
+          <w:sz w:val="20"/>
+          <w:szCs w:val="20"/>
+        </w:rPr>
+        <w:t xml:space="preserve">[ ] Válido por tempo indeterminado.</w:t>
+      </w:r>
+    </w:p>
+    <w:p>
+      <w:pPr>
+        <w:spacing w:after="100" w:before="100"/>
+      </w:pPr>
+      <w:r>
+        <w:rPr>
+          <w:rFonts w:ascii="Arial" w:cs="Arial" w:eastAsia="Arial" w:hAnsi="Arial"/>
+          <w:color w:val="111827"/>
+          <w:sz w:val="20"/>
+          <w:szCs w:val="20"/>
+        </w:rPr>
+        <w:t xml:space="preserve">[CIDADE], [DIA] de [MÊS] de [ANO]</w:t>
+      </w:r>
+    </w:p>
+    <w:p>
+      <w:pPr>
+        <w:spacing w:before="600"/>
+      </w:pPr>
+      <w:r>
+        <w:rPr>
+          <w:sz w:val="20"/>
+          <w:szCs w:val="20"/>
+        </w:rPr>
+        <w:t xml:space="preserve"/>
+      </w:r>
+    </w:p>
+    <w:p>
+      <w:pPr>
+        <w:jc w:val="center"/>
+      </w:pPr>
+      <w:r>
+        <w:rPr>
+          <w:sz w:val="20"/>
+          <w:szCs w:val="20"/>
+        </w:rPr>
+        <w:t xml:space="preserve">________________________________________</w:t>
+      </w:r>
+    </w:p>
+    <w:p>
+      <w:pPr>
+        <w:jc w:val="center"/>
+      </w:pPr>
+      <w:r>
+        <w:rPr>
+          <w:i/>
+          <w:iCs/>
+          <w:sz w:val="20"/>
+          <w:szCs w:val="20"/>
+        </w:rPr>
+        <w:t xml:space="preserve">[Assinatura]</w:t>
+      </w:r>
+    </w:p>
+    <w:p>
+      <w:pPr>
+        <w:spacing w:after="100" w:before="100"/>
+      </w:pPr>
+      <w:r>
+        <w:rPr>
+          <w:rFonts w:ascii="Arial" w:cs="Arial" w:eastAsia="Arial" w:hAnsi="Arial"/>
+          <w:color w:val="111827"/>
+          <w:sz w:val="20"/>
+          <w:szCs w:val="20"/>
+        </w:rPr>
+        <w:t xml:space="preserve">**ASSINATURA DO OUTORGANTE**</w:t>
+      </w:r>
+    </w:p>
+    <w:p>
+      <w:pPr>
+        <w:spacing w:after="100" w:before="100"/>
+      </w:pPr>
+      <w:r>
+        <w:rPr>
+          <w:rFonts w:ascii="Arial" w:cs="Arial" w:eastAsia="Arial" w:hAnsi="Arial"/>
+          <w:color w:val="111827"/>
+          <w:sz w:val="20"/>
+          <w:szCs w:val="20"/>
+        </w:rPr>
+        <w:t xml:space="preserve">[NOME COMPLETO]</w:t>
+      </w:r>
+    </w:p>
+    <w:p>
+      <w:pPr>
+        <w:spacing w:after="100" w:before="100"/>
+      </w:pPr>
+      <w:r>
+        <w:rPr>
+          <w:rFonts w:ascii="Arial" w:cs="Arial" w:eastAsia="Arial" w:hAnsi="Arial"/>
+          <w:color w:val="111827"/>
+          <w:sz w:val="20"/>
+          <w:szCs w:val="20"/>
+        </w:rPr>
+        <w:t xml:space="preserve">[CPF/CNPJ]</w:t>
       </w:r>
     </w:p>
     <w:sectPr>
